--- a/GroupI_Project2_Written_Technical_Report.docx
+++ b/GroupI_Project2_Written_Technical_Report.docx
@@ -1,6 +1,6 @@
 
 <file path=word/document.xml><?xml version="1.0" encoding="utf-8"?>
-<w:document xmlns:wpc="http://schemas.microsoft.com/office/word/2010/wordprocessingCanvas" xmlns:cx="http://schemas.microsoft.com/office/drawing/2014/chartex" xmlns:cx1="http://schemas.microsoft.com/office/drawing/2015/9/8/chartex" xmlns:cx2="http://schemas.microsoft.com/office/drawing/2015/10/21/chartex" xmlns:cx3="http://schemas.microsoft.com/office/drawing/2016/5/9/chartex" xmlns:cx4="http://schemas.microsoft.com/office/drawing/2016/5/10/chartex" xmlns:cx5="http://schemas.microsoft.com/office/drawing/2016/5/11/chartex" xmlns:cx6="http://schemas.microsoft.com/office/drawing/2016/5/12/chartex" xmlns:cx7="http://schemas.microsoft.com/office/drawing/2016/5/13/chartex" xmlns:cx8="http://schemas.microsoft.com/office/drawing/2016/5/14/chartex" xmlns:mc="http://schemas.openxmlformats.org/markup-compatibility/2006" xmlns:aink="http://schemas.microsoft.com/office/drawing/2016/ink" xmlns:am3d="http://schemas.microsoft.com/office/drawing/2017/model3d" xmlns:o="urn:schemas-microsoft-com:office:office" xmlns:oel="http://schemas.microsoft.com/office/2019/extlst" xmlns:r="http://schemas.openxmlformats.org/officeDocument/2006/relationships" xmlns:m="http://schemas.openxmlformats.org/officeDocument/2006/math" xmlns:v="urn:schemas-microsoft-com:vml" xmlns:wp14="http://schemas.microsoft.com/office/word/2010/wordprocessingDrawing" xmlns:wp="http://schemas.openxmlformats.org/drawingml/2006/wordprocessingDrawing" xmlns:w10="urn:schemas-microsoft-com:office:word" xmlns:w="http://schemas.openxmlformats.org/wordprocessingml/2006/main" xmlns:w14="http://schemas.microsoft.com/office/word/2010/wordml" xmlns:w15="http://schemas.microsoft.com/office/word/2012/wordml" xmlns:w16cex="http://schemas.microsoft.com/office/word/2018/wordml/cex" xmlns:w16cid="http://schemas.microsoft.com/office/word/2016/wordml/cid" xmlns:w16="http://schemas.microsoft.com/office/word/2018/wordml" xmlns:w16du="http://schemas.microsoft.com/office/word/2023/wordml/word16du" xmlns:w16sdtdh="http://schemas.microsoft.com/office/word/2020/wordml/sdtdatahash" xmlns:w16sdtfl="http://schemas.microsoft.com/office/word/2024/wordml/sdtformatlock" xmlns:w16se="http://schemas.microsoft.com/office/word/2015/wordml/symex" xmlns:wpg="http://schemas.microsoft.com/office/word/2010/wordprocessingGroup" xmlns:wpi="http://schemas.microsoft.com/office/word/2010/wordprocessingInk" xmlns:wne="http://schemas.microsoft.com/office/word/2006/wordml" xmlns:wps="http://schemas.microsoft.com/office/word/2010/wordprocessingShape" mc:Ignorable="w14 w15 w16se w16cid w16 w16cex w16sdtdh w16sdtfl w16du wp14">
+<w:document xmlns:wpc="http://schemas.microsoft.com/office/word/2010/wordprocessingCanvas" xmlns:cx="http://schemas.microsoft.com/office/drawing/2014/chartex" xmlns:cx1="http://schemas.microsoft.com/office/drawing/2015/9/8/chartex" xmlns:cx2="http://schemas.microsoft.com/office/drawing/2015/10/21/chartex" xmlns:cx3="http://schemas.microsoft.com/office/drawing/2016/5/9/chartex" xmlns:cx4="http://schemas.microsoft.com/office/drawing/2016/5/10/chartex" xmlns:cx5="http://schemas.microsoft.com/office/drawing/2016/5/11/chartex" xmlns:cx6="http://schemas.microsoft.com/office/drawing/2016/5/12/chartex" xmlns:cx7="http://schemas.microsoft.com/office/drawing/2016/5/13/chartex" xmlns:cx8="http://schemas.microsoft.com/office/drawing/2016/5/14/chartex" xmlns:mc="http://schemas.openxmlformats.org/markup-compatibility/2006" xmlns:aink="http://schemas.microsoft.com/office/drawing/2016/ink" xmlns:am3d="http://schemas.microsoft.com/office/drawing/2017/model3d" xmlns:o="urn:schemas-microsoft-com:office:office" xmlns:oel="http://schemas.microsoft.com/office/2019/extlst" xmlns:r="http://schemas.openxmlformats.org/officeDocument/2006/relationships" xmlns:m="http://schemas.openxmlformats.org/officeDocument/2006/math" xmlns:v="urn:schemas-microsoft-com:vml" xmlns:wp14="http://schemas.microsoft.com/office/word/2010/wordprocessingDrawing" xmlns:wp="http://schemas.openxmlformats.org/drawingml/2006/wordprocessingDrawing" xmlns:w10="urn:schemas-microsoft-com:office:word" xmlns:w="http://schemas.openxmlformats.org/wordprocessingml/2006/main" xmlns:w14="http://schemas.microsoft.com/office/word/2010/wordml" xmlns:w15="http://schemas.microsoft.com/office/word/2012/wordml" xmlns:w16cex="http://schemas.microsoft.com/office/word/2018/wordml/cex" xmlns:w16cid="http://schemas.microsoft.com/office/word/2016/wordml/cid" xmlns:w16="http://schemas.microsoft.com/office/word/2018/wordml" xmlns:w16du="http://schemas.microsoft.com/office/word/2023/wordml/word16du" xmlns:w16sdtdh="http://schemas.microsoft.com/office/word/2020/wordml/sdtdatahash" xmlns:w16sdtfl="http://schemas.microsoft.com/office/word/2024/wordml/sdtformatlock" xmlns:w16se="http://schemas.microsoft.com/office/word/2015/wordml/symex" xmlns:wpg="http://schemas.microsoft.com/office/word/2010/wordprocessingGroup" xmlns:wpi="http://schemas.microsoft.com/office/word/2010/wordprocessingInk" xmlns:wne="http://schemas.microsoft.com/office/word/2006/wordml" xmlns:wps="http://schemas.microsoft.com/office/word/2010/wordprocessingShape" xmlns:a="http://schemas.openxmlformats.org/drawingml/2006/main" xmlns:pic="http://schemas.openxmlformats.org/drawingml/2006/picture" xmlns:a14="http://schemas.microsoft.com/office/drawing/2010/main" mc:Ignorable="w14 w15 w16se w16cid w16 w16cex w16sdtdh w16sdtfl w16du wp14">
   <w:body>
     <w:p>
       <w:pPr>
@@ -71,24 +71,28 @@
     </w:p>
     <w:sdt>
       <w:sdtPr>
+        <w:id w:val="-138345381"/>
+        <w:docPartObj>
+          <w:docPartGallery w:val="Table of Contents"/>
+          <w:docPartUnique/>
+        </w:docPartObj>
         <w:rPr>
-          <w:rFonts w:asciiTheme="minorHAnsi" w:eastAsiaTheme="minorHAnsi" w:hAnsiTheme="minorHAnsi" w:cstheme="minorBidi"/>
+          <w:rFonts w:ascii="Aptos" w:hAnsi="Aptos" w:eastAsia="Aptos" w:cs="" w:asciiTheme="minorAscii" w:hAnsiTheme="minorAscii" w:eastAsiaTheme="minorAscii" w:cstheme="minorBidi"/>
           <w:color w:val="auto"/>
           <w:kern w:val="2"/>
           <w:sz w:val="24"/>
           <w:szCs w:val="24"/>
           <w14:ligatures w14:val="standardContextual"/>
         </w:rPr>
-        <w:id w:val="-138345381"/>
-        <w:docPartObj>
-          <w:docPartGallery w:val="Table of Contents"/>
-          <w:docPartUnique/>
-        </w:docPartObj>
       </w:sdtPr>
       <w:sdtEndPr>
         <w:rPr>
-          <w:rFonts w:eastAsiaTheme="minorEastAsia"/>
-          <w:b/>
+          <w:rFonts w:ascii="Aptos" w:hAnsi="Aptos" w:eastAsia="" w:cs="" w:asciiTheme="minorAscii" w:hAnsiTheme="minorAscii" w:eastAsiaTheme="minorEastAsia" w:cstheme="minorBidi"/>
+          <w:b w:val="1"/>
+          <w:bCs w:val="1"/>
+          <w:color w:val="auto"/>
+          <w:sz w:val="24"/>
+          <w:szCs w:val="24"/>
         </w:rPr>
       </w:sdtEndPr>
       <w:sdtContent>
@@ -120,7 +124,7 @@
           <w:r>
             <w:fldChar w:fldCharType="separate"/>
           </w:r>
-          <w:hyperlink w:anchor="_Toc222779777" w:history="1">
+          <w:hyperlink w:history="1" w:anchor="_Toc222779777">
             <w:r>
               <w:rPr>
                 <w:rStyle w:val="Hyperlink"/>
@@ -189,7 +193,7 @@
               <w:noProof/>
             </w:rPr>
           </w:pPr>
-          <w:hyperlink w:anchor="_Toc222779778" w:history="1">
+          <w:hyperlink w:history="1" w:anchor="_Toc222779778">
             <w:r>
               <w:rPr>
                 <w:rStyle w:val="Hyperlink"/>
@@ -258,7 +262,7 @@
               <w:noProof/>
             </w:rPr>
           </w:pPr>
-          <w:hyperlink w:anchor="_Toc222779779" w:history="1">
+          <w:hyperlink w:history="1" w:anchor="_Toc222779779">
             <w:r>
               <w:rPr>
                 <w:rStyle w:val="Hyperlink"/>
@@ -327,7 +331,7 @@
               <w:noProof/>
             </w:rPr>
           </w:pPr>
-          <w:hyperlink w:anchor="_Toc222779780" w:history="1">
+          <w:hyperlink w:history="1" w:anchor="_Toc222779780">
             <w:r>
               <w:rPr>
                 <w:rStyle w:val="Hyperlink"/>
@@ -396,7 +400,7 @@
               <w:noProof/>
             </w:rPr>
           </w:pPr>
-          <w:hyperlink w:anchor="_Toc222779781" w:history="1">
+          <w:hyperlink w:history="1" w:anchor="_Toc222779781">
             <w:r>
               <w:rPr>
                 <w:rStyle w:val="Hyperlink"/>
@@ -465,7 +469,7 @@
               <w:noProof/>
             </w:rPr>
           </w:pPr>
-          <w:hyperlink w:anchor="_Toc222779782" w:history="1">
+          <w:hyperlink w:history="1" w:anchor="_Toc222779782">
             <w:r>
               <w:rPr>
                 <w:rStyle w:val="Hyperlink"/>
@@ -534,7 +538,7 @@
               <w:noProof/>
             </w:rPr>
           </w:pPr>
-          <w:hyperlink w:anchor="_Toc222779783" w:history="1">
+          <w:hyperlink w:history="1" w:anchor="_Toc222779783">
             <w:r>
               <w:rPr>
                 <w:rStyle w:val="Hyperlink"/>
@@ -603,7 +607,7 @@
               <w:noProof/>
             </w:rPr>
           </w:pPr>
-          <w:hyperlink w:anchor="_Toc222779784" w:history="1">
+          <w:hyperlink w:history="1" w:anchor="_Toc222779784">
             <w:r>
               <w:rPr>
                 <w:rStyle w:val="Hyperlink"/>
@@ -672,7 +676,7 @@
               <w:noProof/>
             </w:rPr>
           </w:pPr>
-          <w:hyperlink w:anchor="_Toc222779785" w:history="1">
+          <w:hyperlink w:history="1" w:anchor="_Toc222779785">
             <w:r>
               <w:rPr>
                 <w:rStyle w:val="Hyperlink"/>
@@ -741,7 +745,7 @@
               <w:noProof/>
             </w:rPr>
           </w:pPr>
-          <w:hyperlink w:anchor="_Toc222779786" w:history="1">
+          <w:hyperlink w:history="1" w:anchor="_Toc222779786">
             <w:r>
               <w:rPr>
                 <w:rStyle w:val="Hyperlink"/>
@@ -810,7 +814,7 @@
               <w:noProof/>
             </w:rPr>
           </w:pPr>
-          <w:hyperlink w:anchor="_Toc222779787" w:history="1">
+          <w:hyperlink w:history="1" w:anchor="_Toc222779787">
             <w:r>
               <w:rPr>
                 <w:rStyle w:val="Hyperlink"/>
@@ -879,7 +883,7 @@
               <w:noProof/>
             </w:rPr>
           </w:pPr>
-          <w:hyperlink w:anchor="_Toc222779788" w:history="1">
+          <w:hyperlink w:history="1" w:anchor="_Toc222779788">
             <w:r>
               <w:rPr>
                 <w:rStyle w:val="Hyperlink"/>
@@ -948,7 +952,7 @@
               <w:noProof/>
             </w:rPr>
           </w:pPr>
-          <w:hyperlink w:anchor="_Toc222779789" w:history="1">
+          <w:hyperlink w:history="1" w:anchor="_Toc222779789">
             <w:r>
               <w:rPr>
                 <w:rStyle w:val="Hyperlink"/>
@@ -1017,7 +1021,7 @@
               <w:noProof/>
             </w:rPr>
           </w:pPr>
-          <w:hyperlink w:anchor="_Toc222779790" w:history="1">
+          <w:hyperlink w:history="1" w:anchor="_Toc222779790">
             <w:r>
               <w:rPr>
                 <w:rStyle w:val="Hyperlink"/>
@@ -1086,7 +1090,7 @@
               <w:noProof/>
             </w:rPr>
           </w:pPr>
-          <w:hyperlink w:anchor="_Toc222779791" w:history="1">
+          <w:hyperlink w:history="1" w:anchor="_Toc222779791">
             <w:r>
               <w:rPr>
                 <w:rStyle w:val="Hyperlink"/>
@@ -1155,7 +1159,7 @@
               <w:noProof/>
             </w:rPr>
           </w:pPr>
-          <w:hyperlink w:anchor="_Toc222779792" w:history="1">
+          <w:hyperlink w:history="1" w:anchor="_Toc222779792">
             <w:r>
               <w:rPr>
                 <w:rStyle w:val="Hyperlink"/>
@@ -1234,66 +1238,219 @@
       <w:pPr>
         <w:pStyle w:val="Heading1"/>
       </w:pPr>
-      <w:bookmarkStart w:id="0" w:name="_Toc222779777"/>
-      <w:r>
+      <w:bookmarkStart w:name="_Toc222779777" w:id="0"/>
+      <w:r>
+        <w:rPr/>
         <w:t>Introduction:</w:t>
       </w:r>
       <w:bookmarkEnd w:id="0"/>
     </w:p>
     <w:p>
       <w:r>
-        <w:t>For this project,</w:t>
-      </w:r>
-      <w:r>
-        <w:t xml:space="preserve"> which the client of </w:t>
-      </w:r>
-      <w:r>
-        <w:t xml:space="preserve">which is the Nebraska Department of </w:t>
-      </w:r>
-      <w:r>
-        <w:t>Transportation,</w:t>
-      </w:r>
-      <w:r>
-        <w:t xml:space="preserve"> we were tasked with migrating the </w:t>
-      </w:r>
-      <w:r>
-        <w:t>existing concrete mix design</w:t>
-      </w:r>
-      <w:r>
-        <w:t xml:space="preserve"> excel spreadsheet (which can be seen in </w:t>
-      </w:r>
-      <w:r>
-        <w:fldChar w:fldCharType="begin"/>
-      </w:r>
-      <w:r>
-        <w:instrText xml:space="preserve"> REF _Ref222768633 \h </w:instrText>
-      </w:r>
-      <w:r>
-        <w:fldChar w:fldCharType="separate"/>
-      </w:r>
-      <w:r>
-        <w:t xml:space="preserve">Figure </w:t>
-      </w:r>
-      <w:r>
+        <w:rPr/>
+        <w:t xml:space="preserve">The Nebraska Department of Transportation (NDOT) currently performs their Portland Cement Concrete mix design calculaiotns using an </w:t>
+      </w:r>
+      <w:r>
+        <w:rPr/>
+        <w:t xml:space="preserve">excel based workflow that can be described in </w:t>
+      </w:r>
+      <w:r>
+        <w:rPr/>
+        <w:t>Figure 1</w:t>
+      </w:r>
+      <w:r>
+        <w:rPr/>
+        <w:t xml:space="preserve">. While this method </w:t>
+      </w:r>
+      <w:r>
+        <w:rPr/>
+        <w:t>has been effective for many years, it relies on</w:t>
+      </w:r>
+      <w:r>
+        <w:rPr/>
+        <w:t xml:space="preserve"> a lot of manual entries </w:t>
+      </w:r>
+      <w:r>
+        <w:rPr/>
+        <w:t>to form</w:t>
+      </w:r>
+      <w:r>
+        <w:rPr/>
+        <w:t xml:space="preserve"> the user and </w:t>
+      </w:r>
+      <w:r>
+        <w:rPr/>
+        <w:t>required</w:t>
+      </w:r>
+      <w:r>
+        <w:rPr/>
+        <w:t xml:space="preserve"> cell calculations that need to be made, all of which can lead to errors, inconsistencies, and </w:t>
+      </w:r>
+      <w:r>
+        <w:rPr/>
+        <w:t>all-around</w:t>
+      </w:r>
+      <w:r>
+        <w:rPr/>
+        <w:t xml:space="preserve"> difficulties. A goal of NDOT was to transform this excel based workflow into a </w:t>
+      </w:r>
+      <w:r>
+        <w:rPr/>
+        <w:t>python-based</w:t>
+      </w:r>
+      <w:r>
+        <w:rPr/>
+        <w:t xml:space="preserve"> system that is easy to run, keeps the same original logic that is used in the excel spreadsheet,</w:t>
+      </w:r>
+      <w:r>
+        <w:rPr/>
+        <w:t xml:space="preserve"> while being able to make the work more </w:t>
+      </w:r>
+      <w:r>
+        <w:rPr/>
+        <w:t>transparent</w:t>
+      </w:r>
+      <w:r>
+        <w:rPr/>
+        <w:t xml:space="preserve">, repeatable and user friendly. </w:t>
+      </w:r>
+    </w:p>
+    <w:p>
+      <w:pPr>
+        <w:pStyle w:val="Normal"/>
         <w:rPr>
-          <w:noProof/>
+          <w:rFonts w:ascii="Aptos" w:hAnsi="Aptos" w:eastAsia="Aptos" w:cs="Aptos"/>
+          <w:noProof w:val="0"/>
+          <w:sz w:val="24"/>
+          <w:szCs w:val="24"/>
+          <w:lang w:val="en-US"/>
         </w:rPr>
-        <w:t>1</w:t>
-      </w:r>
-      <w:r>
-        <w:fldChar w:fldCharType="end"/>
-      </w:r>
-      <w:r>
+      </w:pPr>
+      <w:r>
+        <w:rPr/>
+        <w:t xml:space="preserve">The main </w:t>
+      </w:r>
+      <w:r>
+        <w:rPr/>
+        <w:t>objective</w:t>
+      </w:r>
+      <w:r>
+        <w:rPr/>
+        <w:t xml:space="preserve"> of this project is to simply automate the NDOT’s concrete mix </w:t>
+      </w:r>
+      <w:r>
+        <w:rPr/>
+        <w:t xml:space="preserve">design process by again converting all the formulas into python functions. The functions created in python are to be exact replicates of those found in the excel workbook which are used to </w:t>
+      </w:r>
+      <w:r>
+        <w:rPr/>
+        <w:t>determine</w:t>
+      </w:r>
+      <w:r>
+        <w:rPr/>
         <w:t xml:space="preserve"> </w:t>
       </w:r>
       <w:r>
-        <w:t xml:space="preserve">into a </w:t>
-      </w:r>
-      <w:r>
-        <w:t>python-based</w:t>
-      </w:r>
-      <w:r>
-        <w:t xml:space="preserve"> system. </w:t>
+        <w:rPr>
+          <w:rFonts w:ascii="Aptos" w:hAnsi="Aptos" w:eastAsia="Aptos" w:cs="Aptos"/>
+          <w:noProof w:val="0"/>
+          <w:sz w:val="24"/>
+          <w:szCs w:val="24"/>
+          <w:lang w:val="en-US"/>
+        </w:rPr>
+        <w:t xml:space="preserve">water weight, cementitious material volumes, aggregate proportions, and final batch weights for one cubic yard of concrete. In order to make the program more user efficient and user friendly, which was a big goal </w:t>
+      </w:r>
+      <w:r>
+        <w:rPr>
+          <w:rFonts w:ascii="Aptos" w:hAnsi="Aptos" w:eastAsia="Aptos" w:cs="Aptos"/>
+          <w:noProof w:val="0"/>
+          <w:sz w:val="24"/>
+          <w:szCs w:val="24"/>
+          <w:lang w:val="en-US"/>
+        </w:rPr>
+        <w:t>of NDOT’s, the program was created so that it guides the user through the process by asking for inputs and outputting information given the users inputs allowing for evaluations and comparisons to be m</w:t>
+      </w:r>
+      <w:r>
+        <w:rPr>
+          <w:rFonts w:ascii="Aptos" w:hAnsi="Aptos" w:eastAsia="Aptos" w:cs="Aptos"/>
+          <w:noProof w:val="0"/>
+          <w:sz w:val="24"/>
+          <w:szCs w:val="24"/>
+          <w:lang w:val="en-US"/>
+        </w:rPr>
+        <w:t xml:space="preserve">ade. </w:t>
+      </w:r>
+    </w:p>
+    <w:p>
+      <w:pPr>
+        <w:pStyle w:val="Normal"/>
+        <w:rPr>
+          <w:rFonts w:ascii="Aptos" w:hAnsi="Aptos" w:eastAsia="Aptos" w:cs="Aptos"/>
+          <w:noProof w:val="0"/>
+          <w:sz w:val="24"/>
+          <w:szCs w:val="24"/>
+          <w:lang w:val="en-US"/>
+        </w:rPr>
+      </w:pPr>
+      <w:r>
+        <w:rPr>
+          <w:rFonts w:ascii="Aptos" w:hAnsi="Aptos" w:eastAsia="Aptos" w:cs="Aptos"/>
+          <w:noProof w:val="0"/>
+          <w:sz w:val="24"/>
+          <w:szCs w:val="24"/>
+          <w:lang w:val="en-US"/>
+        </w:rPr>
+        <w:t xml:space="preserve">In total, by moving the NDOT’s “Mix Design” tab into a python program, </w:t>
+      </w:r>
+      <w:r>
+        <w:rPr>
+          <w:rFonts w:ascii="Aptos" w:hAnsi="Aptos" w:eastAsia="Aptos" w:cs="Aptos"/>
+          <w:noProof w:val="0"/>
+          <w:sz w:val="24"/>
+          <w:szCs w:val="24"/>
+          <w:lang w:val="en-US"/>
+        </w:rPr>
+        <w:t xml:space="preserve">this project will reduce the risk of errors as well as any cell mix ups that could occur within the excel worksheet. In addition to the project, the </w:t>
+      </w:r>
+      <w:r>
+        <w:rPr>
+          <w:rFonts w:ascii="Aptos" w:hAnsi="Aptos" w:eastAsia="Aptos" w:cs="Aptos"/>
+          <w:noProof w:val="0"/>
+          <w:sz w:val="24"/>
+          <w:szCs w:val="24"/>
+          <w:lang w:val="en-US"/>
+        </w:rPr>
+        <w:t>program</w:t>
+      </w:r>
+      <w:r>
+        <w:rPr>
+          <w:rFonts w:ascii="Aptos" w:hAnsi="Aptos" w:eastAsia="Aptos" w:cs="Aptos"/>
+          <w:noProof w:val="0"/>
+          <w:sz w:val="24"/>
+          <w:szCs w:val="24"/>
+          <w:lang w:val="en-US"/>
+        </w:rPr>
+        <w:t xml:space="preserve"> will</w:t>
+      </w:r>
+      <w:r>
+        <w:rPr>
+          <w:rFonts w:ascii="Aptos" w:hAnsi="Aptos" w:eastAsia="Aptos" w:cs="Aptos"/>
+          <w:noProof w:val="0"/>
+          <w:sz w:val="24"/>
+          <w:szCs w:val="24"/>
+          <w:lang w:val="en-US"/>
+        </w:rPr>
+        <w:t xml:space="preserve"> also aid in scenario testing </w:t>
+      </w:r>
+      <w:r>
+        <w:rPr>
+          <w:rFonts w:ascii="Aptos" w:hAnsi="Aptos" w:eastAsia="Aptos" w:cs="Aptos"/>
+          <w:noProof w:val="0"/>
+          <w:sz w:val="24"/>
+          <w:szCs w:val="24"/>
+          <w:lang w:val="en-US"/>
+        </w:rPr>
+        <w:t xml:space="preserve">by running the final mix designs multiple times to evaluate the results of different scenarios. </w:t>
       </w:r>
     </w:p>
     <w:p/>
@@ -1343,7 +1500,7 @@
       <w:pPr>
         <w:pStyle w:val="Caption"/>
       </w:pPr>
-      <w:bookmarkStart w:id="1" w:name="_Ref222768633"/>
+      <w:bookmarkStart w:name="_Ref222768633" w:id="1"/>
       <w:r>
         <w:t xml:space="preserve">Figure </w:t>
       </w:r>
@@ -1374,33 +1531,295 @@
       <w:pPr>
         <w:pStyle w:val="Heading2"/>
       </w:pPr>
-      <w:bookmarkStart w:id="2" w:name="_Toc222779778"/>
-      <w:r>
+      <w:bookmarkStart w:name="_Toc222779778" w:id="2"/>
+      <w:r>
+        <w:rPr/>
         <w:t>Client Goals:</w:t>
       </w:r>
       <w:bookmarkEnd w:id="2"/>
     </w:p>
     <w:p>
-      <w:r>
-        <w:t xml:space="preserve">For this project, </w:t>
-      </w:r>
-      <w:r>
-        <w:t>NDOT</w:t>
-      </w:r>
-      <w:r>
-        <w:t xml:space="preserve"> requested the </w:t>
-      </w:r>
-      <w:r>
-        <w:t xml:space="preserve">following technical requests: Translating the excel logic into python, </w:t>
-      </w:r>
-      <w:r>
-        <w:t>implementing</w:t>
-      </w:r>
-      <w:r>
-        <w:t xml:space="preserve"> se</w:t>
-      </w:r>
-      <w:r>
-        <w:t xml:space="preserve">quential user inputs, generating a final mix design output, and preparing and evaluating four concrete mix design scenarios. </w:t>
+      <w:pPr>
+        <w:pStyle w:val="Normal"/>
+        <w:suppressLineNumbers w:val="0"/>
+        <w:bidi w:val="0"/>
+        <w:spacing w:before="0" w:beforeAutospacing="off" w:after="0" w:afterAutospacing="off" w:line="259" w:lineRule="auto"/>
+        <w:ind w:left="0" w:right="0"/>
+        <w:jc w:val="left"/>
+      </w:pPr>
+      <w:r>
+        <w:rPr/>
+        <w:t>For this project, NDOT had four clear and defined goals which are as follow:</w:t>
+      </w:r>
+    </w:p>
+    <w:p>
+      <w:pPr>
+        <w:pStyle w:val="ListParagraph"/>
+        <w:numPr>
+          <w:ilvl w:val="0"/>
+          <w:numId w:val="4"/>
+        </w:numPr>
+        <w:suppressLineNumbers w:val="0"/>
+        <w:bidi w:val="0"/>
+        <w:spacing w:before="0" w:beforeAutospacing="off" w:after="0" w:afterAutospacing="off" w:line="259" w:lineRule="auto"/>
+        <w:ind w:right="0"/>
+        <w:jc w:val="left"/>
+        <w:rPr/>
+      </w:pPr>
+      <w:r>
+        <w:rPr/>
+        <w:t xml:space="preserve">Translate the Excels Logic </w:t>
+      </w:r>
+      <w:r>
+        <w:rPr/>
+        <w:t>into</w:t>
+      </w:r>
+      <w:r>
+        <w:rPr/>
+        <w:t xml:space="preserve"> Python</w:t>
+      </w:r>
+    </w:p>
+    <w:p>
+      <w:pPr>
+        <w:pStyle w:val="ListParagraph"/>
+        <w:suppressLineNumbers w:val="0"/>
+        <w:bidi w:val="0"/>
+        <w:spacing w:before="0" w:beforeAutospacing="off" w:after="0" w:afterAutospacing="off" w:line="259" w:lineRule="auto"/>
+        <w:ind w:left="720" w:right="0"/>
+        <w:jc w:val="left"/>
+      </w:pPr>
+      <w:r>
+        <w:rPr/>
+        <w:t xml:space="preserve">Being that NDOT requested the excel logic </w:t>
+      </w:r>
+      <w:r>
+        <w:rPr/>
+        <w:t>to get</w:t>
+      </w:r>
+      <w:r>
+        <w:rPr/>
+        <w:t xml:space="preserve"> translated into a fully functional python program, all engineering functions must be translated exactly as they are displayed in the excels “Mix Design</w:t>
+      </w:r>
+      <w:r>
+        <w:rPr/>
+        <w:t>” tab.</w:t>
+      </w:r>
+    </w:p>
+    <w:p>
+      <w:pPr>
+        <w:pStyle w:val="ListParagraph"/>
+        <w:suppressLineNumbers w:val="0"/>
+        <w:bidi w:val="0"/>
+        <w:spacing w:before="0" w:beforeAutospacing="off" w:after="0" w:afterAutospacing="off" w:line="259" w:lineRule="auto"/>
+        <w:ind w:left="720" w:right="0"/>
+        <w:jc w:val="left"/>
+      </w:pPr>
+    </w:p>
+    <w:p>
+      <w:pPr>
+        <w:pStyle w:val="ListParagraph"/>
+        <w:numPr>
+          <w:ilvl w:val="0"/>
+          <w:numId w:val="4"/>
+        </w:numPr>
+        <w:suppressLineNumbers w:val="0"/>
+        <w:bidi w:val="0"/>
+        <w:spacing w:before="0" w:beforeAutospacing="off" w:after="0" w:afterAutospacing="off" w:line="259" w:lineRule="auto"/>
+        <w:ind w:right="0"/>
+        <w:jc w:val="left"/>
+        <w:rPr/>
+      </w:pPr>
+      <w:r>
+        <w:rPr/>
+        <w:t>Implement</w:t>
+      </w:r>
+      <w:r>
+        <w:rPr/>
+        <w:t xml:space="preserve"> Step by Step User Inputs</w:t>
+      </w:r>
+    </w:p>
+    <w:p>
+      <w:pPr>
+        <w:pStyle w:val="ListParagraph"/>
+        <w:suppressLineNumbers w:val="0"/>
+        <w:bidi w:val="0"/>
+        <w:spacing w:before="0" w:beforeAutospacing="off" w:after="0" w:afterAutospacing="off" w:line="259" w:lineRule="auto"/>
+        <w:ind w:left="720" w:right="0"/>
+        <w:jc w:val="left"/>
+      </w:pPr>
+      <w:r>
+        <w:rPr/>
+        <w:t xml:space="preserve">NDOT also </w:t>
+      </w:r>
+      <w:r>
+        <w:rPr/>
+        <w:t>requested</w:t>
+      </w:r>
+      <w:r>
+        <w:rPr/>
+        <w:t xml:space="preserve"> that a </w:t>
+      </w:r>
+      <w:r>
+        <w:rPr/>
+        <w:t>step-by-step</w:t>
+      </w:r>
+      <w:r>
+        <w:rPr/>
+        <w:t xml:space="preserve"> user input was </w:t>
+      </w:r>
+      <w:r>
+        <w:rPr/>
+        <w:t>implemented</w:t>
+      </w:r>
+      <w:r>
+        <w:rPr/>
+        <w:t xml:space="preserve"> into the python program so that mix designs could be calculated given the users inputted values for various aspect of the concrete mix such as </w:t>
+      </w:r>
+      <w:r>
+        <w:rPr>
+          <w:noProof w:val="0"/>
+          <w:lang w:val="en-US"/>
+        </w:rPr>
+        <w:t>water–cement ratio, air content, aggregate percentages, and specific gravities.</w:t>
+      </w:r>
+    </w:p>
+    <w:p>
+      <w:pPr>
+        <w:pStyle w:val="ListParagraph"/>
+        <w:suppressLineNumbers w:val="0"/>
+        <w:bidi w:val="0"/>
+        <w:spacing w:before="0" w:beforeAutospacing="off" w:after="0" w:afterAutospacing="off" w:line="259" w:lineRule="auto"/>
+        <w:ind w:left="720" w:right="0"/>
+        <w:jc w:val="left"/>
+        <w:rPr>
+          <w:noProof w:val="0"/>
+          <w:lang w:val="en-US"/>
+        </w:rPr>
+      </w:pPr>
+    </w:p>
+    <w:p>
+      <w:pPr>
+        <w:pStyle w:val="ListParagraph"/>
+        <w:numPr>
+          <w:ilvl w:val="0"/>
+          <w:numId w:val="4"/>
+        </w:numPr>
+        <w:suppressLineNumbers w:val="0"/>
+        <w:bidi w:val="0"/>
+        <w:spacing w:before="0" w:beforeAutospacing="off" w:after="0" w:afterAutospacing="off" w:line="259" w:lineRule="auto"/>
+        <w:ind w:right="0"/>
+        <w:jc w:val="left"/>
+        <w:rPr/>
+      </w:pPr>
+      <w:r>
+        <w:rPr/>
+        <w:t>Generate the Final Mix Design Output</w:t>
+      </w:r>
+    </w:p>
+    <w:p>
+      <w:pPr>
+        <w:pStyle w:val="ListParagraph"/>
+        <w:suppressLineNumbers w:val="0"/>
+        <w:bidi w:val="0"/>
+        <w:spacing w:before="0" w:beforeAutospacing="off" w:after="0" w:afterAutospacing="off" w:line="259" w:lineRule="auto"/>
+        <w:ind w:left="720" w:right="0"/>
+        <w:jc w:val="left"/>
+      </w:pPr>
+      <w:r>
+        <w:rPr/>
+        <w:t xml:space="preserve">A clear neatly formatted weight chart that summarizes all the material </w:t>
+      </w:r>
+      <w:r>
+        <w:rPr/>
+        <w:t>quantities</w:t>
+      </w:r>
+      <w:r>
+        <w:rPr/>
+        <w:t xml:space="preserve"> for the single cubic yard of concrete is to be generated.</w:t>
+      </w:r>
+    </w:p>
+    <w:p>
+      <w:pPr>
+        <w:pStyle w:val="ListParagraph"/>
+        <w:suppressLineNumbers w:val="0"/>
+        <w:bidi w:val="0"/>
+        <w:spacing w:before="0" w:beforeAutospacing="off" w:after="0" w:afterAutospacing="off" w:line="259" w:lineRule="auto"/>
+        <w:ind w:left="720" w:right="0"/>
+        <w:jc w:val="left"/>
+      </w:pPr>
+    </w:p>
+    <w:p>
+      <w:pPr>
+        <w:pStyle w:val="ListParagraph"/>
+        <w:numPr>
+          <w:ilvl w:val="0"/>
+          <w:numId w:val="4"/>
+        </w:numPr>
+        <w:suppressLineNumbers w:val="0"/>
+        <w:bidi w:val="0"/>
+        <w:spacing w:before="0" w:beforeAutospacing="off" w:after="0" w:afterAutospacing="off" w:line="259" w:lineRule="auto"/>
+        <w:ind w:right="0"/>
+        <w:jc w:val="left"/>
+        <w:rPr>
+          <w:noProof w:val="0"/>
+          <w:lang w:val="en-US"/>
+        </w:rPr>
+      </w:pPr>
+      <w:r>
+        <w:rPr>
+          <w:noProof w:val="0"/>
+          <w:lang w:val="en-US"/>
+        </w:rPr>
+        <w:t>Prepare and Evaluate Four Concrete Mix Scenarios</w:t>
+      </w:r>
+    </w:p>
+    <w:p>
+      <w:pPr>
+        <w:pStyle w:val="ListParagraph"/>
+        <w:suppressLineNumbers w:val="0"/>
+        <w:bidi w:val="0"/>
+        <w:spacing w:before="0" w:beforeAutospacing="off" w:after="0" w:afterAutospacing="off" w:line="259" w:lineRule="auto"/>
+        <w:ind w:left="720" w:right="0"/>
+        <w:jc w:val="left"/>
+        <w:rPr>
+          <w:noProof w:val="0"/>
+          <w:lang w:val="en-US"/>
+        </w:rPr>
+      </w:pPr>
+      <w:r>
+        <w:rPr>
+          <w:noProof w:val="0"/>
+          <w:lang w:val="en-US"/>
+        </w:rPr>
+        <w:t>To</w:t>
+      </w:r>
+      <w:r>
+        <w:rPr>
+          <w:noProof w:val="0"/>
+          <w:lang w:val="en-US"/>
+        </w:rPr>
+        <w:t xml:space="preserve"> verify that the python code is reliable, NDOT </w:t>
+      </w:r>
+      <w:r>
+        <w:rPr>
+          <w:noProof w:val="0"/>
+          <w:lang w:val="en-US"/>
+        </w:rPr>
+        <w:t>request</w:t>
+      </w:r>
+      <w:r>
+        <w:rPr>
+          <w:noProof w:val="0"/>
+          <w:lang w:val="en-US"/>
+        </w:rPr>
+        <w:t xml:space="preserve"> that four realistic concrete mix design scenarios are researched, documented, and evaluated using the same logic as the fi</w:t>
+      </w:r>
+      <w:r>
+        <w:rPr>
+          <w:noProof w:val="0"/>
+          <w:lang w:val="en-US"/>
+        </w:rPr>
+        <w:t xml:space="preserve">nal mix design inputted by the user. Results are to also be neatly formatted and display the material quantities clearly. </w:t>
       </w:r>
     </w:p>
     <w:p/>
@@ -1408,7 +1827,7 @@
       <w:pPr>
         <w:pStyle w:val="Heading1"/>
       </w:pPr>
-      <w:bookmarkStart w:id="3" w:name="_Toc222779779"/>
+      <w:bookmarkStart w:name="_Toc222779779" w:id="3"/>
       <w:r>
         <w:t>Methods:</w:t>
       </w:r>
@@ -1418,7 +1837,7 @@
       <w:pPr>
         <w:pStyle w:val="Heading2"/>
       </w:pPr>
-      <w:bookmarkStart w:id="4" w:name="_Toc222779780"/>
+      <w:bookmarkStart w:name="_Toc222779780" w:id="4"/>
       <w:r>
         <w:t>Initial Project Information</w:t>
       </w:r>
@@ -1540,7 +1959,7 @@
       <w:pPr>
         <w:pStyle w:val="Caption"/>
       </w:pPr>
-      <w:bookmarkStart w:id="5" w:name="_Ref222769684"/>
+      <w:bookmarkStart w:name="_Ref222769684" w:id="5"/>
       <w:r>
         <w:t xml:space="preserve">Figure </w:t>
       </w:r>
@@ -1571,7 +1990,7 @@
       <w:pPr>
         <w:pStyle w:val="Heading2"/>
       </w:pPr>
-      <w:bookmarkStart w:id="6" w:name="_Toc222779781"/>
+      <w:bookmarkStart w:name="_Toc222779781" w:id="6"/>
       <w:r>
         <w:t>Defining Engineering Functions</w:t>
       </w:r>
@@ -1667,7 +2086,7 @@
       <w:pPr>
         <w:pStyle w:val="Heading2"/>
       </w:pPr>
-      <w:bookmarkStart w:id="7" w:name="_Toc222779782"/>
+      <w:bookmarkStart w:name="_Toc222779782" w:id="7"/>
       <w:r>
         <w:t>Collecting User Inputs</w:t>
       </w:r>
@@ -1789,7 +2208,7 @@
       <w:pPr>
         <w:pStyle w:val="Caption"/>
       </w:pPr>
-      <w:bookmarkStart w:id="8" w:name="_Ref222770560"/>
+      <w:bookmarkStart w:name="_Ref222770560" w:id="8"/>
       <w:r>
         <w:t xml:space="preserve">Figure </w:t>
       </w:r>
@@ -1820,7 +2239,7 @@
       <w:pPr>
         <w:pStyle w:val="Heading2"/>
       </w:pPr>
-      <w:bookmarkStart w:id="9" w:name="_Toc222779783"/>
+      <w:bookmarkStart w:name="_Toc222779783" w:id="9"/>
       <w:r>
         <w:t>Calculating From User Inputs</w:t>
       </w:r>
@@ -1964,7 +2383,7 @@
       <w:pPr>
         <w:pStyle w:val="Heading2"/>
       </w:pPr>
-      <w:bookmarkStart w:id="10" w:name="_Toc222779784"/>
+      <w:bookmarkStart w:name="_Toc222779784" w:id="10"/>
       <w:r>
         <w:t>Displayin</w:t>
       </w:r>
@@ -2059,7 +2478,7 @@
       <w:pPr>
         <w:pStyle w:val="Caption"/>
       </w:pPr>
-      <w:bookmarkStart w:id="11" w:name="_Ref222771694"/>
+      <w:bookmarkStart w:name="_Ref222771694" w:id="11"/>
       <w:r>
         <w:t xml:space="preserve">Figure </w:t>
       </w:r>
@@ -2090,7 +2509,7 @@
       <w:pPr>
         <w:pStyle w:val="Heading2"/>
       </w:pPr>
-      <w:bookmarkStart w:id="12" w:name="_Toc222779785"/>
+      <w:bookmarkStart w:name="_Toc222779785" w:id="12"/>
       <w:r>
         <w:t>Scenario Testing for NDOT Compliant Mix Designs:</w:t>
       </w:r>
@@ -2213,7 +2632,7 @@
       <w:pPr>
         <w:pStyle w:val="Caption"/>
       </w:pPr>
-      <w:bookmarkStart w:id="13" w:name="_Ref222774840"/>
+      <w:bookmarkStart w:name="_Ref222774840" w:id="13"/>
       <w:r>
         <w:t xml:space="preserve">Figure </w:t>
       </w:r>
@@ -2292,7 +2711,7 @@
       <w:pPr>
         <w:pStyle w:val="Caption"/>
       </w:pPr>
-      <w:bookmarkStart w:id="14" w:name="_Ref222778967"/>
+      <w:bookmarkStart w:name="_Ref222778967" w:id="14"/>
       <w:r>
         <w:t xml:space="preserve">Figure </w:t>
       </w:r>
@@ -2323,7 +2742,7 @@
       <w:pPr>
         <w:pStyle w:val="Heading2"/>
       </w:pPr>
-      <w:bookmarkStart w:id="15" w:name="_Toc222779786"/>
+      <w:bookmarkStart w:name="_Toc222779786" w:id="15"/>
       <w:r>
         <w:t>User Inputs</w:t>
       </w:r>
@@ -2373,7 +2792,7 @@
         <w:pStyle w:val="Caption"/>
         <w:keepNext/>
       </w:pPr>
-      <w:bookmarkStart w:id="16" w:name="_Ref222775410"/>
+      <w:bookmarkStart w:name="_Ref222775410" w:id="16"/>
       <w:r>
         <w:t xml:space="preserve">Table </w:t>
       </w:r>
@@ -2688,7 +3107,7 @@
       <w:pPr>
         <w:pStyle w:val="Heading1"/>
       </w:pPr>
-      <w:bookmarkStart w:id="17" w:name="_Toc222779787"/>
+      <w:bookmarkStart w:name="_Toc222779787" w:id="17"/>
       <w:r>
         <w:t>Mix Design Scenarios:</w:t>
       </w:r>
@@ -2782,7 +3201,7 @@
       <w:pPr>
         <w:pStyle w:val="Heading2"/>
       </w:pPr>
-      <w:bookmarkStart w:id="18" w:name="_Toc222779788"/>
+      <w:bookmarkStart w:name="_Toc222779788" w:id="18"/>
       <w:r>
         <w:t xml:space="preserve">Mix Design Scenario 1 </w:t>
       </w:r>
@@ -2963,7 +3382,7 @@
       <w:pPr>
         <w:pStyle w:val="Caption"/>
       </w:pPr>
-      <w:bookmarkStart w:id="19" w:name="_Ref222778943"/>
+      <w:bookmarkStart w:name="_Ref222778943" w:id="19"/>
       <w:r>
         <w:t xml:space="preserve">Figure </w:t>
       </w:r>
@@ -2994,7 +3413,7 @@
       <w:pPr>
         <w:pStyle w:val="Heading2"/>
       </w:pPr>
-      <w:bookmarkStart w:id="20" w:name="_Toc222779789"/>
+      <w:bookmarkStart w:name="_Toc222779789" w:id="20"/>
       <w:r>
         <w:t>Mix Design Scenario 2 – Class SF Composition:</w:t>
       </w:r>
@@ -3195,7 +3614,7 @@
       <w:pPr>
         <w:pStyle w:val="Caption"/>
       </w:pPr>
-      <w:bookmarkStart w:id="21" w:name="_Ref222778934"/>
+      <w:bookmarkStart w:name="_Ref222778934" w:id="21"/>
       <w:r>
         <w:t xml:space="preserve">Figure </w:t>
       </w:r>
@@ -3226,7 +3645,7 @@
       <w:pPr>
         <w:pStyle w:val="Heading2"/>
       </w:pPr>
-      <w:bookmarkStart w:id="22" w:name="_Toc222779790"/>
+      <w:bookmarkStart w:name="_Toc222779790" w:id="22"/>
       <w:r>
         <w:t xml:space="preserve">Mix Design Scenario 3 – Class 47B </w:t>
       </w:r>
@@ -3448,7 +3867,7 @@
       <w:pPr>
         <w:pStyle w:val="Caption"/>
       </w:pPr>
-      <w:bookmarkStart w:id="23" w:name="_Ref222778920"/>
+      <w:bookmarkStart w:name="_Ref222778920" w:id="23"/>
       <w:r>
         <w:t xml:space="preserve">Figure </w:t>
       </w:r>
@@ -3479,7 +3898,7 @@
       <w:pPr>
         <w:pStyle w:val="Heading2"/>
       </w:pPr>
-      <w:bookmarkStart w:id="24" w:name="_Toc222779791"/>
+      <w:bookmarkStart w:name="_Toc222779791" w:id="24"/>
       <w:r>
         <w:t xml:space="preserve">Mix Design Scenario 4 – Class 47B </w:t>
       </w:r>
@@ -3659,7 +4078,7 @@
       <w:pPr>
         <w:pStyle w:val="Heading1"/>
       </w:pPr>
-      <w:bookmarkStart w:id="25" w:name="_Toc222779792"/>
+      <w:bookmarkStart w:name="_Toc222779792" w:id="25"/>
       <w:r>
         <w:t>References:</w:t>
       </w:r>
@@ -3717,7 +4136,7 @@
     </w:p>
     <w:sectPr>
       <w:footerReference w:type="default" r:id="rId20"/>
-      <w:pgSz w:w="12240" w:h="15840"/>
+      <w:pgSz w:w="12240" w:h="15840" w:orient="portrait"/>
       <w:pgMar w:top="1440" w:right="1440" w:bottom="1440" w:left="1440" w:header="720" w:footer="720" w:gutter="0"/>
       <w:cols w:space="720"/>
       <w:titlePg/>
@@ -3891,6 +4310,91 @@
 
 <file path=word/numbering.xml><?xml version="1.0" encoding="utf-8"?>
 <w:numbering xmlns:wpc="http://schemas.microsoft.com/office/word/2010/wordprocessingCanvas" xmlns:cx="http://schemas.microsoft.com/office/drawing/2014/chartex" xmlns:cx1="http://schemas.microsoft.com/office/drawing/2015/9/8/chartex" xmlns:cx2="http://schemas.microsoft.com/office/drawing/2015/10/21/chartex" xmlns:cx3="http://schemas.microsoft.com/office/drawing/2016/5/9/chartex" xmlns:cx4="http://schemas.microsoft.com/office/drawing/2016/5/10/chartex" xmlns:cx5="http://schemas.microsoft.com/office/drawing/2016/5/11/chartex" xmlns:cx6="http://schemas.microsoft.com/office/drawing/2016/5/12/chartex" xmlns:cx7="http://schemas.microsoft.com/office/drawing/2016/5/13/chartex" xmlns:cx8="http://schemas.microsoft.com/office/drawing/2016/5/14/chartex" xmlns:mc="http://schemas.openxmlformats.org/markup-compatibility/2006" xmlns:aink="http://schemas.microsoft.com/office/drawing/2016/ink" xmlns:am3d="http://schemas.microsoft.com/office/drawing/2017/model3d" xmlns:o="urn:schemas-microsoft-com:office:office" xmlns:oel="http://schemas.microsoft.com/office/2019/extlst" xmlns:r="http://schemas.openxmlformats.org/officeDocument/2006/relationships" xmlns:m="http://schemas.openxmlformats.org/officeDocument/2006/math" xmlns:v="urn:schemas-microsoft-com:vml" xmlns:wp14="http://schemas.microsoft.com/office/word/2010/wordprocessingDrawing" xmlns:wp="http://schemas.openxmlformats.org/drawingml/2006/wordprocessingDrawing" xmlns:w10="urn:schemas-microsoft-com:office:word" xmlns:w="http://schemas.openxmlformats.org/wordprocessingml/2006/main" xmlns:w14="http://schemas.microsoft.com/office/word/2010/wordml" xmlns:w15="http://schemas.microsoft.com/office/word/2012/wordml" xmlns:w16cex="http://schemas.microsoft.com/office/word/2018/wordml/cex" xmlns:w16cid="http://schemas.microsoft.com/office/word/2016/wordml/cid" xmlns:w16="http://schemas.microsoft.com/office/word/2018/wordml" xmlns:w16du="http://schemas.microsoft.com/office/word/2023/wordml/word16du" xmlns:w16sdtdh="http://schemas.microsoft.com/office/word/2020/wordml/sdtdatahash" xmlns:w16sdtfl="http://schemas.microsoft.com/office/word/2024/wordml/sdtformatlock" xmlns:w16se="http://schemas.microsoft.com/office/word/2015/wordml/symex" xmlns:wpg="http://schemas.microsoft.com/office/word/2010/wordprocessingGroup" xmlns:wpi="http://schemas.microsoft.com/office/word/2010/wordprocessingInk" xmlns:wne="http://schemas.microsoft.com/office/word/2006/wordml" xmlns:wps="http://schemas.microsoft.com/office/word/2010/wordprocessingShape" mc:Ignorable="w14 w15 w16se w16cid w16 w16cex w16sdtdh w16sdtfl w16du wp14">
+  <w:abstractNum xmlns:w="http://schemas.openxmlformats.org/wordprocessingml/2006/main" w:abstractNumId="3">
+    <w:nsid w:val="7c78f425"/>
+    <w:multiLevelType xmlns:w="http://schemas.openxmlformats.org/wordprocessingml/2006/main" w:val="hybridMultilevel"/>
+    <w:lvl xmlns:w="http://schemas.openxmlformats.org/wordprocessingml/2006/main" w:ilvl="0">
+      <w:start w:val="1"/>
+      <w:numFmt w:val="decimal"/>
+      <w:lvlText w:val="%1."/>
+      <w:lvlJc w:val="left"/>
+      <w:pPr>
+        <w:ind w:left="720" w:hanging="360"/>
+      </w:pPr>
+    </w:lvl>
+    <w:lvl xmlns:w="http://schemas.openxmlformats.org/wordprocessingml/2006/main" w:ilvl="1">
+      <w:start w:val="1"/>
+      <w:numFmt w:val="lowerLetter"/>
+      <w:lvlText w:val="%2."/>
+      <w:lvlJc w:val="left"/>
+      <w:pPr>
+        <w:ind w:left="1440" w:hanging="360"/>
+      </w:pPr>
+    </w:lvl>
+    <w:lvl xmlns:w="http://schemas.openxmlformats.org/wordprocessingml/2006/main" w:ilvl="2">
+      <w:start w:val="1"/>
+      <w:numFmt w:val="lowerRoman"/>
+      <w:lvlText w:val="%3."/>
+      <w:lvlJc w:val="right"/>
+      <w:pPr>
+        <w:ind w:left="2160" w:hanging="180"/>
+      </w:pPr>
+    </w:lvl>
+    <w:lvl xmlns:w="http://schemas.openxmlformats.org/wordprocessingml/2006/main" w:ilvl="3">
+      <w:start w:val="1"/>
+      <w:numFmt w:val="decimal"/>
+      <w:lvlText w:val="%4."/>
+      <w:lvlJc w:val="left"/>
+      <w:pPr>
+        <w:ind w:left="2880" w:hanging="360"/>
+      </w:pPr>
+    </w:lvl>
+    <w:lvl xmlns:w="http://schemas.openxmlformats.org/wordprocessingml/2006/main" w:ilvl="4">
+      <w:start w:val="1"/>
+      <w:numFmt w:val="lowerLetter"/>
+      <w:lvlText w:val="%5."/>
+      <w:lvlJc w:val="left"/>
+      <w:pPr>
+        <w:ind w:left="3600" w:hanging="360"/>
+      </w:pPr>
+    </w:lvl>
+    <w:lvl xmlns:w="http://schemas.openxmlformats.org/wordprocessingml/2006/main" w:ilvl="5">
+      <w:start w:val="1"/>
+      <w:numFmt w:val="lowerRoman"/>
+      <w:lvlText w:val="%6."/>
+      <w:lvlJc w:val="right"/>
+      <w:pPr>
+        <w:ind w:left="4320" w:hanging="180"/>
+      </w:pPr>
+    </w:lvl>
+    <w:lvl xmlns:w="http://schemas.openxmlformats.org/wordprocessingml/2006/main" w:ilvl="6">
+      <w:start w:val="1"/>
+      <w:numFmt w:val="decimal"/>
+      <w:lvlText w:val="%7."/>
+      <w:lvlJc w:val="left"/>
+      <w:pPr>
+        <w:ind w:left="5040" w:hanging="360"/>
+      </w:pPr>
+    </w:lvl>
+    <w:lvl xmlns:w="http://schemas.openxmlformats.org/wordprocessingml/2006/main" w:ilvl="7">
+      <w:start w:val="1"/>
+      <w:numFmt w:val="lowerLetter"/>
+      <w:lvlText w:val="%8."/>
+      <w:lvlJc w:val="left"/>
+      <w:pPr>
+        <w:ind w:left="5760" w:hanging="360"/>
+      </w:pPr>
+    </w:lvl>
+    <w:lvl xmlns:w="http://schemas.openxmlformats.org/wordprocessingml/2006/main" w:ilvl="8">
+      <w:start w:val="1"/>
+      <w:numFmt w:val="lowerRoman"/>
+      <w:lvlText w:val="%9."/>
+      <w:lvlJc w:val="right"/>
+      <w:pPr>
+        <w:ind w:left="6480" w:hanging="180"/>
+      </w:pPr>
+    </w:lvl>
+  </w:abstractNum>
   <w:abstractNum w:abstractNumId="0" w15:restartNumberingAfterBreak="0">
     <w:nsid w:val="12D954CD"/>
     <w:multiLevelType w:val="hybridMultilevel"/>
@@ -3903,7 +4407,7 @@
         <w:ind w:left="720" w:hanging="360"/>
       </w:pPr>
       <w:rPr>
-        <w:rFonts w:ascii="Aptos" w:eastAsiaTheme="minorHAnsi" w:hAnsi="Aptos" w:cstheme="minorBidi" w:hint="default"/>
+        <w:rFonts w:hint="default" w:ascii="Aptos" w:hAnsi="Aptos" w:eastAsiaTheme="minorHAnsi" w:cstheme="minorBidi"/>
       </w:rPr>
     </w:lvl>
     <w:lvl w:ilvl="1" w:tplc="04090003" w:tentative="1">
@@ -3915,7 +4419,7 @@
         <w:ind w:left="1440" w:hanging="360"/>
       </w:pPr>
       <w:rPr>
-        <w:rFonts w:ascii="Courier New" w:hAnsi="Courier New" w:cs="Courier New" w:hint="default"/>
+        <w:rFonts w:hint="default" w:ascii="Courier New" w:hAnsi="Courier New" w:cs="Courier New"/>
       </w:rPr>
     </w:lvl>
     <w:lvl w:ilvl="2" w:tplc="04090005" w:tentative="1">
@@ -3927,7 +4431,7 @@
         <w:ind w:left="2160" w:hanging="360"/>
       </w:pPr>
       <w:rPr>
-        <w:rFonts w:ascii="Wingdings" w:hAnsi="Wingdings" w:hint="default"/>
+        <w:rFonts w:hint="default" w:ascii="Wingdings" w:hAnsi="Wingdings"/>
       </w:rPr>
     </w:lvl>
     <w:lvl w:ilvl="3" w:tplc="04090001" w:tentative="1">
@@ -3939,7 +4443,7 @@
         <w:ind w:left="2880" w:hanging="360"/>
       </w:pPr>
       <w:rPr>
-        <w:rFonts w:ascii="Symbol" w:hAnsi="Symbol" w:hint="default"/>
+        <w:rFonts w:hint="default" w:ascii="Symbol" w:hAnsi="Symbol"/>
       </w:rPr>
     </w:lvl>
     <w:lvl w:ilvl="4" w:tplc="04090003" w:tentative="1">
@@ -3951,7 +4455,7 @@
         <w:ind w:left="3600" w:hanging="360"/>
       </w:pPr>
       <w:rPr>
-        <w:rFonts w:ascii="Courier New" w:hAnsi="Courier New" w:cs="Courier New" w:hint="default"/>
+        <w:rFonts w:hint="default" w:ascii="Courier New" w:hAnsi="Courier New" w:cs="Courier New"/>
       </w:rPr>
     </w:lvl>
     <w:lvl w:ilvl="5" w:tplc="04090005" w:tentative="1">
@@ -3963,7 +4467,7 @@
         <w:ind w:left="4320" w:hanging="360"/>
       </w:pPr>
       <w:rPr>
-        <w:rFonts w:ascii="Wingdings" w:hAnsi="Wingdings" w:hint="default"/>
+        <w:rFonts w:hint="default" w:ascii="Wingdings" w:hAnsi="Wingdings"/>
       </w:rPr>
     </w:lvl>
     <w:lvl w:ilvl="6" w:tplc="04090001" w:tentative="1">
@@ -3975,7 +4479,7 @@
         <w:ind w:left="5040" w:hanging="360"/>
       </w:pPr>
       <w:rPr>
-        <w:rFonts w:ascii="Symbol" w:hAnsi="Symbol" w:hint="default"/>
+        <w:rFonts w:hint="default" w:ascii="Symbol" w:hAnsi="Symbol"/>
       </w:rPr>
     </w:lvl>
     <w:lvl w:ilvl="7" w:tplc="04090003" w:tentative="1">
@@ -3987,7 +4491,7 @@
         <w:ind w:left="5760" w:hanging="360"/>
       </w:pPr>
       <w:rPr>
-        <w:rFonts w:ascii="Courier New" w:hAnsi="Courier New" w:cs="Courier New" w:hint="default"/>
+        <w:rFonts w:hint="default" w:ascii="Courier New" w:hAnsi="Courier New" w:cs="Courier New"/>
       </w:rPr>
     </w:lvl>
     <w:lvl w:ilvl="8" w:tplc="04090005" w:tentative="1">
@@ -3999,7 +4503,7 @@
         <w:ind w:left="6480" w:hanging="360"/>
       </w:pPr>
       <w:rPr>
-        <w:rFonts w:ascii="Wingdings" w:hAnsi="Wingdings" w:hint="default"/>
+        <w:rFonts w:hint="default" w:ascii="Wingdings" w:hAnsi="Wingdings"/>
       </w:rPr>
     </w:lvl>
   </w:abstractNum>
@@ -4015,7 +4519,7 @@
         <w:ind w:left="405" w:hanging="360"/>
       </w:pPr>
       <w:rPr>
-        <w:rFonts w:ascii="Aptos" w:eastAsiaTheme="minorHAnsi" w:hAnsi="Aptos" w:cstheme="minorBidi" w:hint="default"/>
+        <w:rFonts w:hint="default" w:ascii="Aptos" w:hAnsi="Aptos" w:eastAsiaTheme="minorHAnsi" w:cstheme="minorBidi"/>
       </w:rPr>
     </w:lvl>
     <w:lvl w:ilvl="1" w:tplc="04090003" w:tentative="1">
@@ -4027,7 +4531,7 @@
         <w:ind w:left="1125" w:hanging="360"/>
       </w:pPr>
       <w:rPr>
-        <w:rFonts w:ascii="Courier New" w:hAnsi="Courier New" w:cs="Courier New" w:hint="default"/>
+        <w:rFonts w:hint="default" w:ascii="Courier New" w:hAnsi="Courier New" w:cs="Courier New"/>
       </w:rPr>
     </w:lvl>
     <w:lvl w:ilvl="2" w:tplc="04090005" w:tentative="1">
@@ -4039,7 +4543,7 @@
         <w:ind w:left="1845" w:hanging="360"/>
       </w:pPr>
       <w:rPr>
-        <w:rFonts w:ascii="Wingdings" w:hAnsi="Wingdings" w:hint="default"/>
+        <w:rFonts w:hint="default" w:ascii="Wingdings" w:hAnsi="Wingdings"/>
       </w:rPr>
     </w:lvl>
     <w:lvl w:ilvl="3" w:tplc="04090001" w:tentative="1">
@@ -4051,7 +4555,7 @@
         <w:ind w:left="2565" w:hanging="360"/>
       </w:pPr>
       <w:rPr>
-        <w:rFonts w:ascii="Symbol" w:hAnsi="Symbol" w:hint="default"/>
+        <w:rFonts w:hint="default" w:ascii="Symbol" w:hAnsi="Symbol"/>
       </w:rPr>
     </w:lvl>
     <w:lvl w:ilvl="4" w:tplc="04090003" w:tentative="1">
@@ -4063,7 +4567,7 @@
         <w:ind w:left="3285" w:hanging="360"/>
       </w:pPr>
       <w:rPr>
-        <w:rFonts w:ascii="Courier New" w:hAnsi="Courier New" w:cs="Courier New" w:hint="default"/>
+        <w:rFonts w:hint="default" w:ascii="Courier New" w:hAnsi="Courier New" w:cs="Courier New"/>
       </w:rPr>
     </w:lvl>
     <w:lvl w:ilvl="5" w:tplc="04090005" w:tentative="1">
@@ -4075,7 +4579,7 @@
         <w:ind w:left="4005" w:hanging="360"/>
       </w:pPr>
       <w:rPr>
-        <w:rFonts w:ascii="Wingdings" w:hAnsi="Wingdings" w:hint="default"/>
+        <w:rFonts w:hint="default" w:ascii="Wingdings" w:hAnsi="Wingdings"/>
       </w:rPr>
     </w:lvl>
     <w:lvl w:ilvl="6" w:tplc="04090001" w:tentative="1">
@@ -4087,7 +4591,7 @@
         <w:ind w:left="4725" w:hanging="360"/>
       </w:pPr>
       <w:rPr>
-        <w:rFonts w:ascii="Symbol" w:hAnsi="Symbol" w:hint="default"/>
+        <w:rFonts w:hint="default" w:ascii="Symbol" w:hAnsi="Symbol"/>
       </w:rPr>
     </w:lvl>
     <w:lvl w:ilvl="7" w:tplc="04090003" w:tentative="1">
@@ -4099,7 +4603,7 @@
         <w:ind w:left="5445" w:hanging="360"/>
       </w:pPr>
       <w:rPr>
-        <w:rFonts w:ascii="Courier New" w:hAnsi="Courier New" w:cs="Courier New" w:hint="default"/>
+        <w:rFonts w:hint="default" w:ascii="Courier New" w:hAnsi="Courier New" w:cs="Courier New"/>
       </w:rPr>
     </w:lvl>
     <w:lvl w:ilvl="8" w:tplc="04090005" w:tentative="1">
@@ -4111,7 +4615,7 @@
         <w:ind w:left="6165" w:hanging="360"/>
       </w:pPr>
       <w:rPr>
-        <w:rFonts w:ascii="Wingdings" w:hAnsi="Wingdings" w:hint="default"/>
+        <w:rFonts w:hint="default" w:ascii="Wingdings" w:hAnsi="Wingdings"/>
       </w:rPr>
     </w:lvl>
   </w:abstractNum>
@@ -4127,7 +4631,7 @@
         <w:ind w:left="720" w:hanging="360"/>
       </w:pPr>
       <w:rPr>
-        <w:rFonts w:ascii="Aptos" w:eastAsiaTheme="minorHAnsi" w:hAnsi="Aptos" w:cstheme="minorBidi" w:hint="default"/>
+        <w:rFonts w:hint="default" w:ascii="Aptos" w:hAnsi="Aptos" w:eastAsiaTheme="minorHAnsi" w:cstheme="minorBidi"/>
       </w:rPr>
     </w:lvl>
     <w:lvl w:ilvl="1" w:tplc="04090003" w:tentative="1">
@@ -4139,7 +4643,7 @@
         <w:ind w:left="1440" w:hanging="360"/>
       </w:pPr>
       <w:rPr>
-        <w:rFonts w:ascii="Courier New" w:hAnsi="Courier New" w:cs="Courier New" w:hint="default"/>
+        <w:rFonts w:hint="default" w:ascii="Courier New" w:hAnsi="Courier New" w:cs="Courier New"/>
       </w:rPr>
     </w:lvl>
     <w:lvl w:ilvl="2" w:tplc="04090005" w:tentative="1">
@@ -4151,7 +4655,7 @@
         <w:ind w:left="2160" w:hanging="360"/>
       </w:pPr>
       <w:rPr>
-        <w:rFonts w:ascii="Wingdings" w:hAnsi="Wingdings" w:hint="default"/>
+        <w:rFonts w:hint="default" w:ascii="Wingdings" w:hAnsi="Wingdings"/>
       </w:rPr>
     </w:lvl>
     <w:lvl w:ilvl="3" w:tplc="04090001" w:tentative="1">
@@ -4163,7 +4667,7 @@
         <w:ind w:left="2880" w:hanging="360"/>
       </w:pPr>
       <w:rPr>
-        <w:rFonts w:ascii="Symbol" w:hAnsi="Symbol" w:hint="default"/>
+        <w:rFonts w:hint="default" w:ascii="Symbol" w:hAnsi="Symbol"/>
       </w:rPr>
     </w:lvl>
     <w:lvl w:ilvl="4" w:tplc="04090003" w:tentative="1">
@@ -4175,7 +4679,7 @@
         <w:ind w:left="3600" w:hanging="360"/>
       </w:pPr>
       <w:rPr>
-        <w:rFonts w:ascii="Courier New" w:hAnsi="Courier New" w:cs="Courier New" w:hint="default"/>
+        <w:rFonts w:hint="default" w:ascii="Courier New" w:hAnsi="Courier New" w:cs="Courier New"/>
       </w:rPr>
     </w:lvl>
     <w:lvl w:ilvl="5" w:tplc="04090005" w:tentative="1">
@@ -4187,7 +4691,7 @@
         <w:ind w:left="4320" w:hanging="360"/>
       </w:pPr>
       <w:rPr>
-        <w:rFonts w:ascii="Wingdings" w:hAnsi="Wingdings" w:hint="default"/>
+        <w:rFonts w:hint="default" w:ascii="Wingdings" w:hAnsi="Wingdings"/>
       </w:rPr>
     </w:lvl>
     <w:lvl w:ilvl="6" w:tplc="04090001" w:tentative="1">
@@ -4199,7 +4703,7 @@
         <w:ind w:left="5040" w:hanging="360"/>
       </w:pPr>
       <w:rPr>
-        <w:rFonts w:ascii="Symbol" w:hAnsi="Symbol" w:hint="default"/>
+        <w:rFonts w:hint="default" w:ascii="Symbol" w:hAnsi="Symbol"/>
       </w:rPr>
     </w:lvl>
     <w:lvl w:ilvl="7" w:tplc="04090003" w:tentative="1">
@@ -4211,7 +4715,7 @@
         <w:ind w:left="5760" w:hanging="360"/>
       </w:pPr>
       <w:rPr>
-        <w:rFonts w:ascii="Courier New" w:hAnsi="Courier New" w:cs="Courier New" w:hint="default"/>
+        <w:rFonts w:hint="default" w:ascii="Courier New" w:hAnsi="Courier New" w:cs="Courier New"/>
       </w:rPr>
     </w:lvl>
     <w:lvl w:ilvl="8" w:tplc="04090005" w:tentative="1">
@@ -4223,10 +4727,13 @@
         <w:ind w:left="6480" w:hanging="360"/>
       </w:pPr>
       <w:rPr>
-        <w:rFonts w:ascii="Wingdings" w:hAnsi="Wingdings" w:hint="default"/>
+        <w:rFonts w:hint="default" w:ascii="Wingdings" w:hAnsi="Wingdings"/>
       </w:rPr>
     </w:lvl>
   </w:abstractNum>
+  <w:num w:numId="4">
+    <w:abstractNumId w:val="3"/>
+  </w:num>
   <w:num w:numId="1" w16cid:durableId="873612295">
     <w:abstractNumId w:val="0"/>
   </w:num>
@@ -4244,7 +4751,7 @@
   <w:docDefaults>
     <w:rPrDefault>
       <w:rPr>
-        <w:rFonts w:asciiTheme="minorHAnsi" w:eastAsiaTheme="minorHAnsi" w:hAnsiTheme="minorHAnsi" w:cstheme="minorBidi"/>
+        <w:rFonts w:asciiTheme="minorHAnsi" w:hAnsiTheme="minorHAnsi" w:eastAsiaTheme="minorHAnsi" w:cstheme="minorBidi"/>
         <w:kern w:val="2"/>
         <w:sz w:val="24"/>
         <w:szCs w:val="24"/>
@@ -4257,14 +4764,14 @@
   <w:latentStyles w:defLockedState="0" w:defUIPriority="99" w:defSemiHidden="0" w:defUnhideWhenUsed="0" w:defQFormat="0" w:count="376">
     <w:lsdException w:name="Normal" w:uiPriority="0" w:qFormat="1"/>
     <w:lsdException w:name="heading 1" w:uiPriority="9" w:qFormat="1"/>
-    <w:lsdException w:name="heading 2" w:semiHidden="1" w:uiPriority="9" w:unhideWhenUsed="1" w:qFormat="1"/>
-    <w:lsdException w:name="heading 3" w:semiHidden="1" w:uiPriority="9" w:unhideWhenUsed="1" w:qFormat="1"/>
-    <w:lsdException w:name="heading 4" w:semiHidden="1" w:uiPriority="9" w:unhideWhenUsed="1" w:qFormat="1"/>
-    <w:lsdException w:name="heading 5" w:semiHidden="1" w:uiPriority="9" w:unhideWhenUsed="1" w:qFormat="1"/>
-    <w:lsdException w:name="heading 6" w:semiHidden="1" w:uiPriority="9" w:unhideWhenUsed="1" w:qFormat="1"/>
-    <w:lsdException w:name="heading 7" w:semiHidden="1" w:uiPriority="9" w:unhideWhenUsed="1" w:qFormat="1"/>
-    <w:lsdException w:name="heading 8" w:semiHidden="1" w:uiPriority="9" w:unhideWhenUsed="1" w:qFormat="1"/>
-    <w:lsdException w:name="heading 9" w:semiHidden="1" w:uiPriority="9" w:unhideWhenUsed="1" w:qFormat="1"/>
+    <w:lsdException w:name="heading 2" w:uiPriority="9" w:semiHidden="1" w:unhideWhenUsed="1" w:qFormat="1"/>
+    <w:lsdException w:name="heading 3" w:uiPriority="9" w:semiHidden="1" w:unhideWhenUsed="1" w:qFormat="1"/>
+    <w:lsdException w:name="heading 4" w:uiPriority="9" w:semiHidden="1" w:unhideWhenUsed="1" w:qFormat="1"/>
+    <w:lsdException w:name="heading 5" w:uiPriority="9" w:semiHidden="1" w:unhideWhenUsed="1" w:qFormat="1"/>
+    <w:lsdException w:name="heading 6" w:uiPriority="9" w:semiHidden="1" w:unhideWhenUsed="1" w:qFormat="1"/>
+    <w:lsdException w:name="heading 7" w:uiPriority="9" w:semiHidden="1" w:unhideWhenUsed="1" w:qFormat="1"/>
+    <w:lsdException w:name="heading 8" w:uiPriority="9" w:semiHidden="1" w:unhideWhenUsed="1" w:qFormat="1"/>
+    <w:lsdException w:name="heading 9" w:uiPriority="9" w:semiHidden="1" w:unhideWhenUsed="1" w:qFormat="1"/>
     <w:lsdException w:name="index 1" w:semiHidden="1" w:unhideWhenUsed="1"/>
     <w:lsdException w:name="index 2" w:semiHidden="1" w:unhideWhenUsed="1"/>
     <w:lsdException w:name="index 3" w:semiHidden="1" w:unhideWhenUsed="1"/>
@@ -4274,22 +4781,22 @@
     <w:lsdException w:name="index 7" w:semiHidden="1" w:unhideWhenUsed="1"/>
     <w:lsdException w:name="index 8" w:semiHidden="1" w:unhideWhenUsed="1"/>
     <w:lsdException w:name="index 9" w:semiHidden="1" w:unhideWhenUsed="1"/>
-    <w:lsdException w:name="toc 1" w:semiHidden="1" w:uiPriority="39" w:unhideWhenUsed="1"/>
-    <w:lsdException w:name="toc 2" w:semiHidden="1" w:uiPriority="39" w:unhideWhenUsed="1"/>
-    <w:lsdException w:name="toc 3" w:semiHidden="1" w:uiPriority="39" w:unhideWhenUsed="1"/>
-    <w:lsdException w:name="toc 4" w:semiHidden="1" w:uiPriority="39" w:unhideWhenUsed="1"/>
-    <w:lsdException w:name="toc 5" w:semiHidden="1" w:uiPriority="39" w:unhideWhenUsed="1"/>
-    <w:lsdException w:name="toc 6" w:semiHidden="1" w:uiPriority="39" w:unhideWhenUsed="1"/>
-    <w:lsdException w:name="toc 7" w:semiHidden="1" w:uiPriority="39" w:unhideWhenUsed="1"/>
-    <w:lsdException w:name="toc 8" w:semiHidden="1" w:uiPriority="39" w:unhideWhenUsed="1"/>
-    <w:lsdException w:name="toc 9" w:semiHidden="1" w:uiPriority="39" w:unhideWhenUsed="1"/>
+    <w:lsdException w:name="toc 1" w:uiPriority="39" w:semiHidden="1" w:unhideWhenUsed="1"/>
+    <w:lsdException w:name="toc 2" w:uiPriority="39" w:semiHidden="1" w:unhideWhenUsed="1"/>
+    <w:lsdException w:name="toc 3" w:uiPriority="39" w:semiHidden="1" w:unhideWhenUsed="1"/>
+    <w:lsdException w:name="toc 4" w:uiPriority="39" w:semiHidden="1" w:unhideWhenUsed="1"/>
+    <w:lsdException w:name="toc 5" w:uiPriority="39" w:semiHidden="1" w:unhideWhenUsed="1"/>
+    <w:lsdException w:name="toc 6" w:uiPriority="39" w:semiHidden="1" w:unhideWhenUsed="1"/>
+    <w:lsdException w:name="toc 7" w:uiPriority="39" w:semiHidden="1" w:unhideWhenUsed="1"/>
+    <w:lsdException w:name="toc 8" w:uiPriority="39" w:semiHidden="1" w:unhideWhenUsed="1"/>
+    <w:lsdException w:name="toc 9" w:uiPriority="39" w:semiHidden="1" w:unhideWhenUsed="1"/>
     <w:lsdException w:name="Normal Indent" w:semiHidden="1" w:unhideWhenUsed="1"/>
     <w:lsdException w:name="footnote text" w:semiHidden="1" w:unhideWhenUsed="1"/>
     <w:lsdException w:name="annotation text" w:semiHidden="1" w:unhideWhenUsed="1"/>
     <w:lsdException w:name="header" w:semiHidden="1" w:unhideWhenUsed="1"/>
     <w:lsdException w:name="footer" w:semiHidden="1" w:unhideWhenUsed="1"/>
     <w:lsdException w:name="index heading" w:semiHidden="1" w:unhideWhenUsed="1"/>
-    <w:lsdException w:name="caption" w:semiHidden="1" w:uiPriority="35" w:unhideWhenUsed="1" w:qFormat="1"/>
+    <w:lsdException w:name="caption" w:uiPriority="35" w:semiHidden="1" w:unhideWhenUsed="1" w:qFormat="1"/>
     <w:lsdException w:name="table of figures" w:semiHidden="1" w:unhideWhenUsed="1"/>
     <w:lsdException w:name="envelope address" w:semiHidden="1" w:unhideWhenUsed="1"/>
     <w:lsdException w:name="envelope return" w:semiHidden="1" w:unhideWhenUsed="1"/>
@@ -4320,7 +4827,7 @@
     <w:lsdException w:name="Title" w:uiPriority="10" w:qFormat="1"/>
     <w:lsdException w:name="Closing" w:semiHidden="1" w:unhideWhenUsed="1"/>
     <w:lsdException w:name="Signature" w:semiHidden="1" w:unhideWhenUsed="1"/>
-    <w:lsdException w:name="Default Paragraph Font" w:semiHidden="1" w:uiPriority="1" w:unhideWhenUsed="1"/>
+    <w:lsdException w:name="Default Paragraph Font" w:uiPriority="1" w:semiHidden="1" w:unhideWhenUsed="1"/>
     <w:lsdException w:name="Body Text" w:semiHidden="1" w:unhideWhenUsed="1"/>
     <w:lsdException w:name="Body Text Indent" w:semiHidden="1" w:unhideWhenUsed="1"/>
     <w:lsdException w:name="List Continue" w:semiHidden="1" w:unhideWhenUsed="1"/>
@@ -4520,8 +5027,8 @@
     <w:lsdException w:name="Subtle Reference" w:uiPriority="31" w:qFormat="1"/>
     <w:lsdException w:name="Intense Reference" w:uiPriority="32" w:qFormat="1"/>
     <w:lsdException w:name="Book Title" w:uiPriority="33" w:qFormat="1"/>
-    <w:lsdException w:name="Bibliography" w:semiHidden="1" w:uiPriority="37" w:unhideWhenUsed="1"/>
-    <w:lsdException w:name="TOC Heading" w:semiHidden="1" w:uiPriority="39" w:unhideWhenUsed="1" w:qFormat="1"/>
+    <w:lsdException w:name="Bibliography" w:uiPriority="37" w:semiHidden="1" w:unhideWhenUsed="1"/>
+    <w:lsdException w:name="TOC Heading" w:uiPriority="39" w:semiHidden="1" w:unhideWhenUsed="1" w:qFormat="1"/>
     <w:lsdException w:name="Plain Table 1" w:uiPriority="41"/>
     <w:lsdException w:name="Plain Table 2" w:uiPriority="42"/>
     <w:lsdException w:name="Plain Table 3" w:uiPriority="43"/>
@@ -4632,7 +5139,7 @@
     <w:lsdException w:name="Unresolved Mention" w:semiHidden="1" w:unhideWhenUsed="1"/>
     <w:lsdException w:name="Smart Link" w:semiHidden="1" w:unhideWhenUsed="1"/>
   </w:latentStyles>
-  <w:style w:type="paragraph" w:default="1" w:styleId="Normal">
+  <w:style w:type="paragraph" w:styleId="Normal" w:default="1">
     <w:name w:val="Normal"/>
     <w:qFormat/>
     <w:rsid w:val="00731521"/>
@@ -4652,7 +5159,7 @@
       <w:outlineLvl w:val="0"/>
     </w:pPr>
     <w:rPr>
-      <w:rFonts w:asciiTheme="majorHAnsi" w:eastAsiaTheme="majorEastAsia" w:hAnsiTheme="majorHAnsi" w:cstheme="majorBidi"/>
+      <w:rFonts w:asciiTheme="majorHAnsi" w:hAnsiTheme="majorHAnsi" w:eastAsiaTheme="majorEastAsia" w:cstheme="majorBidi"/>
       <w:color w:val="0F4761" w:themeColor="accent1" w:themeShade="BF"/>
       <w:sz w:val="40"/>
       <w:szCs w:val="40"/>
@@ -4674,7 +5181,7 @@
       <w:outlineLvl w:val="1"/>
     </w:pPr>
     <w:rPr>
-      <w:rFonts w:asciiTheme="majorHAnsi" w:eastAsiaTheme="majorEastAsia" w:hAnsiTheme="majorHAnsi" w:cstheme="majorBidi"/>
+      <w:rFonts w:asciiTheme="majorHAnsi" w:hAnsiTheme="majorHAnsi" w:eastAsiaTheme="majorEastAsia" w:cstheme="majorBidi"/>
       <w:color w:val="0F4761" w:themeColor="accent1" w:themeShade="BF"/>
       <w:sz w:val="32"/>
       <w:szCs w:val="32"/>
@@ -4832,12 +5339,12 @@
       <w:color w:val="272727" w:themeColor="text1" w:themeTint="D8"/>
     </w:rPr>
   </w:style>
-  <w:style w:type="character" w:default="1" w:styleId="DefaultParagraphFont">
+  <w:style w:type="character" w:styleId="DefaultParagraphFont" w:default="1">
     <w:name w:val="Default Paragraph Font"/>
     <w:uiPriority w:val="1"/>
     <w:unhideWhenUsed/>
   </w:style>
-  <w:style w:type="table" w:default="1" w:styleId="TableNormal">
+  <w:style w:type="table" w:styleId="TableNormal" w:default="1">
     <w:name w:val="Normal Table"/>
     <w:uiPriority w:val="99"/>
     <w:semiHidden/>
@@ -4852,39 +5359,39 @@
       </w:tblCellMar>
     </w:tblPr>
   </w:style>
-  <w:style w:type="numbering" w:default="1" w:styleId="NoList">
+  <w:style w:type="numbering" w:styleId="NoList" w:default="1">
     <w:name w:val="No List"/>
     <w:uiPriority w:val="99"/>
     <w:semiHidden/>
     <w:unhideWhenUsed/>
   </w:style>
-  <w:style w:type="character" w:customStyle="1" w:styleId="Heading1Char">
+  <w:style w:type="character" w:styleId="Heading1Char" w:customStyle="1">
     <w:name w:val="Heading 1 Char"/>
     <w:basedOn w:val="DefaultParagraphFont"/>
     <w:link w:val="Heading1"/>
     <w:uiPriority w:val="9"/>
     <w:rsid w:val="003A699D"/>
     <w:rPr>
-      <w:rFonts w:asciiTheme="majorHAnsi" w:eastAsiaTheme="majorEastAsia" w:hAnsiTheme="majorHAnsi" w:cstheme="majorBidi"/>
+      <w:rFonts w:asciiTheme="majorHAnsi" w:hAnsiTheme="majorHAnsi" w:eastAsiaTheme="majorEastAsia" w:cstheme="majorBidi"/>
       <w:color w:val="0F4761" w:themeColor="accent1" w:themeShade="BF"/>
       <w:sz w:val="40"/>
       <w:szCs w:val="40"/>
     </w:rPr>
   </w:style>
-  <w:style w:type="character" w:customStyle="1" w:styleId="Heading2Char">
+  <w:style w:type="character" w:styleId="Heading2Char" w:customStyle="1">
     <w:name w:val="Heading 2 Char"/>
     <w:basedOn w:val="DefaultParagraphFont"/>
     <w:link w:val="Heading2"/>
     <w:uiPriority w:val="9"/>
     <w:rsid w:val="003A699D"/>
     <w:rPr>
-      <w:rFonts w:asciiTheme="majorHAnsi" w:eastAsiaTheme="majorEastAsia" w:hAnsiTheme="majorHAnsi" w:cstheme="majorBidi"/>
+      <w:rFonts w:asciiTheme="majorHAnsi" w:hAnsiTheme="majorHAnsi" w:eastAsiaTheme="majorEastAsia" w:cstheme="majorBidi"/>
       <w:color w:val="0F4761" w:themeColor="accent1" w:themeShade="BF"/>
       <w:sz w:val="32"/>
       <w:szCs w:val="32"/>
     </w:rPr>
   </w:style>
-  <w:style w:type="character" w:customStyle="1" w:styleId="Heading3Char">
+  <w:style w:type="character" w:styleId="Heading3Char" w:customStyle="1">
     <w:name w:val="Heading 3 Char"/>
     <w:basedOn w:val="DefaultParagraphFont"/>
     <w:link w:val="Heading3"/>
@@ -4897,7 +5404,7 @@
       <w:szCs w:val="28"/>
     </w:rPr>
   </w:style>
-  <w:style w:type="character" w:customStyle="1" w:styleId="Heading4Char">
+  <w:style w:type="character" w:styleId="Heading4Char" w:customStyle="1">
     <w:name w:val="Heading 4 Char"/>
     <w:basedOn w:val="DefaultParagraphFont"/>
     <w:link w:val="Heading4"/>
@@ -4911,7 +5418,7 @@
       <w:color w:val="0F4761" w:themeColor="accent1" w:themeShade="BF"/>
     </w:rPr>
   </w:style>
-  <w:style w:type="character" w:customStyle="1" w:styleId="Heading5Char">
+  <w:style w:type="character" w:styleId="Heading5Char" w:customStyle="1">
     <w:name w:val="Heading 5 Char"/>
     <w:basedOn w:val="DefaultParagraphFont"/>
     <w:link w:val="Heading5"/>
@@ -4923,7 +5430,7 @@
       <w:color w:val="0F4761" w:themeColor="accent1" w:themeShade="BF"/>
     </w:rPr>
   </w:style>
-  <w:style w:type="character" w:customStyle="1" w:styleId="Heading6Char">
+  <w:style w:type="character" w:styleId="Heading6Char" w:customStyle="1">
     <w:name w:val="Heading 6 Char"/>
     <w:basedOn w:val="DefaultParagraphFont"/>
     <w:link w:val="Heading6"/>
@@ -4937,7 +5444,7 @@
       <w:color w:val="595959" w:themeColor="text1" w:themeTint="A6"/>
     </w:rPr>
   </w:style>
-  <w:style w:type="character" w:customStyle="1" w:styleId="Heading7Char">
+  <w:style w:type="character" w:styleId="Heading7Char" w:customStyle="1">
     <w:name w:val="Heading 7 Char"/>
     <w:basedOn w:val="DefaultParagraphFont"/>
     <w:link w:val="Heading7"/>
@@ -4949,7 +5456,7 @@
       <w:color w:val="595959" w:themeColor="text1" w:themeTint="A6"/>
     </w:rPr>
   </w:style>
-  <w:style w:type="character" w:customStyle="1" w:styleId="Heading8Char">
+  <w:style w:type="character" w:styleId="Heading8Char" w:customStyle="1">
     <w:name w:val="Heading 8 Char"/>
     <w:basedOn w:val="DefaultParagraphFont"/>
     <w:link w:val="Heading8"/>
@@ -4963,7 +5470,7 @@
       <w:color w:val="272727" w:themeColor="text1" w:themeTint="D8"/>
     </w:rPr>
   </w:style>
-  <w:style w:type="character" w:customStyle="1" w:styleId="Heading9Char">
+  <w:style w:type="character" w:styleId="Heading9Char" w:customStyle="1">
     <w:name w:val="Heading 9 Char"/>
     <w:basedOn w:val="DefaultParagraphFont"/>
     <w:link w:val="Heading9"/>
@@ -4988,21 +5495,21 @@
       <w:contextualSpacing/>
     </w:pPr>
     <w:rPr>
-      <w:rFonts w:asciiTheme="majorHAnsi" w:eastAsiaTheme="majorEastAsia" w:hAnsiTheme="majorHAnsi" w:cstheme="majorBidi"/>
+      <w:rFonts w:asciiTheme="majorHAnsi" w:hAnsiTheme="majorHAnsi" w:eastAsiaTheme="majorEastAsia" w:cstheme="majorBidi"/>
       <w:spacing w:val="-10"/>
       <w:kern w:val="28"/>
       <w:sz w:val="56"/>
       <w:szCs w:val="56"/>
     </w:rPr>
   </w:style>
-  <w:style w:type="character" w:customStyle="1" w:styleId="TitleChar">
+  <w:style w:type="character" w:styleId="TitleChar" w:customStyle="1">
     <w:name w:val="Title Char"/>
     <w:basedOn w:val="DefaultParagraphFont"/>
     <w:link w:val="Title"/>
     <w:uiPriority w:val="10"/>
     <w:rsid w:val="003A699D"/>
     <w:rPr>
-      <w:rFonts w:asciiTheme="majorHAnsi" w:eastAsiaTheme="majorEastAsia" w:hAnsiTheme="majorHAnsi" w:cstheme="majorBidi"/>
+      <w:rFonts w:asciiTheme="majorHAnsi" w:hAnsiTheme="majorHAnsi" w:eastAsiaTheme="majorEastAsia" w:cstheme="majorBidi"/>
       <w:spacing w:val="-10"/>
       <w:kern w:val="28"/>
       <w:sz w:val="56"/>
@@ -5030,7 +5537,7 @@
       <w:szCs w:val="28"/>
     </w:rPr>
   </w:style>
-  <w:style w:type="character" w:customStyle="1" w:styleId="SubtitleChar">
+  <w:style w:type="character" w:styleId="SubtitleChar" w:customStyle="1">
     <w:name w:val="Subtitle Char"/>
     <w:basedOn w:val="DefaultParagraphFont"/>
     <w:link w:val="Subtitle"/>
@@ -5062,7 +5569,7 @@
       <w:color w:val="404040" w:themeColor="text1" w:themeTint="BF"/>
     </w:rPr>
   </w:style>
-  <w:style w:type="character" w:customStyle="1" w:styleId="QuoteChar">
+  <w:style w:type="character" w:styleId="QuoteChar" w:customStyle="1">
     <w:name w:val="Quote Char"/>
     <w:basedOn w:val="DefaultParagraphFont"/>
     <w:link w:val="Quote"/>
@@ -5107,8 +5614,8 @@
     <w:rsid w:val="003A699D"/>
     <w:pPr>
       <w:pBdr>
-        <w:top w:val="single" w:sz="4" w:space="10" w:color="0F4761" w:themeColor="accent1" w:themeShade="BF"/>
-        <w:bottom w:val="single" w:sz="4" w:space="10" w:color="0F4761" w:themeColor="accent1" w:themeShade="BF"/>
+        <w:top w:val="single" w:color="0F4761" w:themeColor="accent1" w:themeShade="BF" w:sz="4" w:space="10"/>
+        <w:bottom w:val="single" w:color="0F4761" w:themeColor="accent1" w:themeShade="BF" w:sz="4" w:space="10"/>
       </w:pBdr>
       <w:spacing w:before="360" w:after="360"/>
       <w:ind w:left="864" w:right="864"/>
@@ -5120,7 +5627,7 @@
       <w:color w:val="0F4761" w:themeColor="accent1" w:themeShade="BF"/>
     </w:rPr>
   </w:style>
-  <w:style w:type="character" w:customStyle="1" w:styleId="IntenseQuoteChar">
+  <w:style w:type="character" w:styleId="IntenseQuoteChar" w:customStyle="1">
     <w:name w:val="Intense Quote Char"/>
     <w:basedOn w:val="DefaultParagraphFont"/>
     <w:link w:val="IntenseQuote"/>
@@ -5146,7 +5653,7 @@
       <w:spacing w:val="5"/>
     </w:rPr>
   </w:style>
-  <w:style w:type="paragraph" w:customStyle="1" w:styleId="Style1">
+  <w:style w:type="paragraph" w:styleId="Style1" w:customStyle="1">
     <w:name w:val="Style1"/>
     <w:basedOn w:val="Normal"/>
     <w:next w:val="Heading3"/>
@@ -5154,7 +5661,7 @@
     <w:qFormat/>
     <w:rsid w:val="007231C8"/>
   </w:style>
-  <w:style w:type="character" w:customStyle="1" w:styleId="Style1Char">
+  <w:style w:type="character" w:styleId="Style1Char" w:customStyle="1">
     <w:name w:val="Style1 Char"/>
     <w:basedOn w:val="DefaultParagraphFont"/>
     <w:link w:val="Style1"/>
@@ -5193,7 +5700,7 @@
       </w:tabs>
     </w:pPr>
   </w:style>
-  <w:style w:type="character" w:customStyle="1" w:styleId="HeaderChar">
+  <w:style w:type="character" w:styleId="HeaderChar" w:customStyle="1">
     <w:name w:val="Header Char"/>
     <w:basedOn w:val="DefaultParagraphFont"/>
     <w:link w:val="Header"/>
@@ -5214,7 +5721,7 @@
       </w:tabs>
     </w:pPr>
   </w:style>
-  <w:style w:type="character" w:customStyle="1" w:styleId="FooterChar">
+  <w:style w:type="character" w:styleId="FooterChar" w:customStyle="1">
     <w:name w:val="Footer Char"/>
     <w:basedOn w:val="DefaultParagraphFont"/>
     <w:link w:val="Footer"/>
@@ -5270,12 +5777,12 @@
     <w:rsid w:val="00984147"/>
     <w:tblPr>
       <w:tblBorders>
-        <w:top w:val="single" w:sz="4" w:space="0" w:color="auto"/>
-        <w:left w:val="single" w:sz="4" w:space="0" w:color="auto"/>
-        <w:bottom w:val="single" w:sz="4" w:space="0" w:color="auto"/>
-        <w:right w:val="single" w:sz="4" w:space="0" w:color="auto"/>
-        <w:insideH w:val="single" w:sz="4" w:space="0" w:color="auto"/>
-        <w:insideV w:val="single" w:sz="4" w:space="0" w:color="auto"/>
+        <w:top w:val="single" w:color="auto" w:sz="4" w:space="0"/>
+        <w:left w:val="single" w:color="auto" w:sz="4" w:space="0"/>
+        <w:bottom w:val="single" w:color="auto" w:sz="4" w:space="0"/>
+        <w:right w:val="single" w:color="auto" w:sz="4" w:space="0"/>
+        <w:insideH w:val="single" w:color="auto" w:sz="4" w:space="0"/>
+        <w:insideV w:val="single" w:color="auto" w:sz="4" w:space="0"/>
       </w:tblBorders>
     </w:tblPr>
   </w:style>
@@ -5308,7 +5815,7 @@
 </file>
 
 <file path=word/theme/theme1.xml><?xml version="1.0" encoding="utf-8"?>
-<a:theme xmlns:a="http://schemas.openxmlformats.org/drawingml/2006/main" name="Office Theme">
+<a:theme xmlns:a="http://schemas.openxmlformats.org/drawingml/2006/main" xmlns:thm15="http://schemas.microsoft.com/office/thememl/2012/main" name="Office Theme">
   <a:themeElements>
     <a:clrScheme name="Office">
       <a:dk1>
